--- a/modul_praktikum/Pendahuluan.docx
+++ b/modul_praktikum/Pendahuluan.docx
@@ -72,7 +72,7 @@
           <w:color w:val="0B2545"/>
           <w:sz w:val="21"/>
         </w:rPr>
-        <w:t>14 pertemuan × 6 jam = 84 jam untuk menghasilkan MVP yang dapat didemokan, diuji, dan disiapkan menuju deployment.</w:t>
+        <w:t>14 pertemuan × 3,5 jam efektif di kelas = 49 jam (ditambah tugas mandiri di luar kelas) untuk menghasilkan MVP yang dapat didemokan, diuji, dan disiapkan menuju deployment.</w:t>
       </w:r>
     </w:p>
     <w:tbl>
@@ -385,7 +385,7 @@
         <w:rPr>
           <w:rFonts w:ascii="Aptos" w:hAnsi="Aptos"/>
         </w:rPr>
-        <w:t>Buku ini ditujukan bagi programmer yang sudah memahami PHP native, JavaScript, CSS, HTML, MySQL/MariaDB, algoritma, struktur data, dan OOP. Karena waktu hanya enam jam per minggu, pembacaan dokumentasi tambahan dan perbaikan di luar scope MVP harus masuk backlog, bukan mengambil waktu quality gate.</w:t>
+        <w:t>Buku ini ditujukan bagi programmer yang sudah memahami PHP native, JavaScript, CSS, HTML, MySQL/MariaDB, algoritma, struktur data, dan OOP. Karena waktu efektif di kelas 3 jam 30 menit per minggu (plus tugas mandiri), pembacaan dokumentasi tambahan dan perbaikan di luar scope MVP harus masuk backlog, bukan mengambil waktu quality gate.</w:t>
       </w:r>
     </w:p>
     <w:p>
@@ -1306,58 +1306,67 @@
       <w:r>
         <w:rPr>
           <w:rFonts w:ascii="Aptos" w:hAnsi="Aptos"/>
+          <w:color w:val="1F2937"/>
+          <w:sz w:val="19"/>
         </w:rPr>
-        <w:t>Blok kode memakai palet Visual Studio Code Dark+: keyword biru, string jingga, variable biru muda, type hijau kebiruan, function kuning, comment hijau, dan teks umum abu-abu. Label di atas blok menunjukkan konteks terminal atau file target.</w:t>
+        <w:t xml:space="preserve">Blok kode memakai latar terang tema Cyan Light (JetBrains) dengan pewarnaan token standar Visual Studio Code untuk PHP dan HTML/Blade: keyword dan tag biru tua tebal, string dan nilai atribut hijau, variable dan properti ungu, nama kelas/tipe biru kehijauan, nama fungsi cokelat, angka dan nama atribut biru, comment abu-abu miring, serta teks umum hitam. Label di atas blok menunjukkan konteks terminal atau file target.</w:t>
       </w:r>
     </w:p>
     <w:p>
       <w:pPr>
         <w:pStyle w:val="CodeHeader"/>
-        <w:shd w:fill="2D2D30"/>
+        <w:keepNext/>
         <w:pBdr>
-          <w:left w:val="single" w:sz="4" w:space="8" w:color="2D2D30"/>
+          <w:left w:val="single" w:sz="12" w:space="8" w:color="B8DDE0"/>
         </w:pBdr>
+        <w:shd w:val="clear" w:color="auto" w:fill="E4EAED"/>
       </w:pPr>
       <w:r>
         <w:rPr>
           <w:rFonts w:ascii="Consolas" w:hAnsi="Consolas"/>
           <w:b/>
-          <w:color w:val="FFFFFF"/>
+          <w:color w:val="262626"/>
           <w:sz w:val="16"/>
         </w:rPr>
-        <w:t>CONTOH WARNA — app/Example.php   •   PHP</w:t>
+        <w:t xml:space="preserve">CONTOH WARNA — app/Example.php   •   PHP</w:t>
       </w:r>
     </w:p>
     <w:p>
       <w:pPr>
         <w:pStyle w:val="CodeBlock"/>
-        <w:shd w:fill="1E1E1E"/>
         <w:pBdr>
-          <w:left w:val="single" w:sz="4" w:space="8" w:color="1E1E1E"/>
+          <w:left w:val="single" w:sz="12" w:space="8" w:color="B8DDE0"/>
         </w:pBdr>
+        <w:shd w:val="clear" w:color="auto" w:fill="F2F3F7"/>
       </w:pPr>
       <w:r>
         <w:rPr>
           <w:rFonts w:ascii="Consolas" w:hAnsi="Consolas"/>
-          <w:color w:val="D4D4D4"/>
+          <w:b/>
+          <w:color w:val="000080"/>
           <w:sz w:val="16"/>
         </w:rPr>
-        <w:t>&lt;?php</w:t>
+        <w:t xml:space="preserve">&lt;?php</w:t>
+      </w:r>
+      <w:r>
         <w:br/>
+      </w:r>
+      <w:r>
         <w:br/>
       </w:r>
       <w:r>
         <w:rPr>
           <w:rFonts w:ascii="Consolas" w:hAnsi="Consolas"/>
-          <w:color w:val="569CD6"/>
+          <w:b/>
+          <w:color w:val="000080"/>
           <w:sz w:val="16"/>
         </w:rPr>
-        <w:t>final</w:t>
+        <w:t xml:space="preserve">final</w:t>
       </w:r>
       <w:r>
         <w:rPr>
           <w:rFonts w:ascii="Consolas" w:hAnsi="Consolas"/>
-          <w:color w:val="D4D4D4"/>
+          <w:color w:val="262626"/>
           <w:sz w:val="16"/>
         </w:rPr>
         <w:t xml:space="preserve"> </w:t>
@@ -1365,15 +1374,16 @@
       <w:r>
         <w:rPr>
           <w:rFonts w:ascii="Consolas" w:hAnsi="Consolas"/>
-          <w:color w:val="569CD6"/>
+          <w:b/>
+          <w:color w:val="000080"/>
           <w:sz w:val="16"/>
         </w:rPr>
-        <w:t>class</w:t>
+        <w:t xml:space="preserve">class</w:t>
       </w:r>
       <w:r>
         <w:rPr>
           <w:rFonts w:ascii="Consolas" w:hAnsi="Consolas"/>
-          <w:color w:val="D4D4D4"/>
+          <w:color w:val="262626"/>
           <w:sz w:val="16"/>
         </w:rPr>
         <w:t xml:space="preserve"> </w:t>
@@ -1381,34 +1391,46 @@
       <w:r>
         <w:rPr>
           <w:rFonts w:ascii="Consolas" w:hAnsi="Consolas"/>
-          <w:color w:val="4EC9B0"/>
+          <w:color w:val="267F99"/>
           <w:sz w:val="16"/>
         </w:rPr>
-        <w:t>Example</w:t>
+        <w:t xml:space="preserve">Example</w:t>
+      </w:r>
+      <w:r>
+        <w:br/>
       </w:r>
       <w:r>
         <w:rPr>
           <w:rFonts w:ascii="Consolas" w:hAnsi="Consolas"/>
-          <w:color w:val="D4D4D4"/>
+          <w:color w:val="262626"/>
           <w:sz w:val="16"/>
         </w:rPr>
+        <w:t xml:space="preserve">{</w:t>
+      </w:r>
+      <w:r>
         <w:br/>
-        <w:t>{</w:t>
-        <w:br/>
+      </w:r>
+      <w:r>
+        <w:rPr>
+          <w:rFonts w:ascii="Consolas" w:hAnsi="Consolas"/>
+          <w:color w:val="262626"/>
+          <w:sz w:val="16"/>
+        </w:rPr>
         <w:t xml:space="preserve">    </w:t>
       </w:r>
       <w:r>
         <w:rPr>
           <w:rFonts w:ascii="Consolas" w:hAnsi="Consolas"/>
-          <w:color w:val="569CD6"/>
+          <w:b/>
+          <w:color w:val="000080"/>
           <w:sz w:val="16"/>
         </w:rPr>
-        <w:t>public</w:t>
+        <w:t xml:space="preserve">public</w:t>
       </w:r>
       <w:r>
         <w:rPr>
           <w:rFonts w:ascii="Consolas" w:hAnsi="Consolas"/>
-          <w:color w:val="D4D4D4"/>
+          <w:color w:val="262626"/>
           <w:sz w:val="16"/>
         </w:rPr>
         <w:t xml:space="preserve"> </w:t>
@@ -1416,15 +1438,16 @@
       <w:r>
         <w:rPr>
           <w:rFonts w:ascii="Consolas" w:hAnsi="Consolas"/>
-          <w:color w:val="569CD6"/>
+          <w:b/>
+          <w:color w:val="000080"/>
           <w:sz w:val="16"/>
         </w:rPr>
-        <w:t>function</w:t>
+        <w:t xml:space="preserve">function</w:t>
       </w:r>
       <w:r>
         <w:rPr>
           <w:rFonts w:ascii="Consolas" w:hAnsi="Consolas"/>
-          <w:color w:val="D4D4D4"/>
+          <w:color w:val="262626"/>
           <w:sz w:val="16"/>
         </w:rPr>
         <w:t xml:space="preserve"> </w:t>
@@ -1432,31 +1455,32 @@
       <w:r>
         <w:rPr>
           <w:rFonts w:ascii="Consolas" w:hAnsi="Consolas"/>
-          <w:color w:val="DCDCAA"/>
+          <w:color w:val="795E26"/>
           <w:sz w:val="16"/>
         </w:rPr>
-        <w:t>greet</w:t>
+        <w:t xml:space="preserve">greet</w:t>
       </w:r>
       <w:r>
         <w:rPr>
           <w:rFonts w:ascii="Consolas" w:hAnsi="Consolas"/>
-          <w:color w:val="D4D4D4"/>
+          <w:color w:val="262626"/>
           <w:sz w:val="16"/>
         </w:rPr>
-        <w:t>(</w:t>
+        <w:t xml:space="preserve">(</w:t>
       </w:r>
       <w:r>
         <w:rPr>
           <w:rFonts w:ascii="Consolas" w:hAnsi="Consolas"/>
-          <w:color w:val="569CD6"/>
+          <w:b/>
+          <w:color w:val="000080"/>
           <w:sz w:val="16"/>
         </w:rPr>
-        <w:t>string</w:t>
+        <w:t xml:space="preserve">string</w:t>
       </w:r>
       <w:r>
         <w:rPr>
           <w:rFonts w:ascii="Consolas" w:hAnsi="Consolas"/>
-          <w:color w:val="D4D4D4"/>
+          <w:color w:val="262626"/>
           <w:sz w:val="16"/>
         </w:rPr>
         <w:t xml:space="preserve"> </w:t>
@@ -1464,15 +1488,15 @@
       <w:r>
         <w:rPr>
           <w:rFonts w:ascii="Consolas" w:hAnsi="Consolas"/>
-          <w:color w:val="9CDCFE"/>
+          <w:color w:val="660E7A"/>
           <w:sz w:val="16"/>
         </w:rPr>
-        <w:t>$name</w:t>
+        <w:t xml:space="preserve">$name</w:t>
       </w:r>
       <w:r>
         <w:rPr>
           <w:rFonts w:ascii="Consolas" w:hAnsi="Consolas"/>
-          <w:color w:val="D4D4D4"/>
+          <w:color w:val="262626"/>
           <w:sz w:val="16"/>
         </w:rPr>
         <w:t xml:space="preserve">): </w:t>
@@ -1480,51 +1504,67 @@
       <w:r>
         <w:rPr>
           <w:rFonts w:ascii="Consolas" w:hAnsi="Consolas"/>
-          <w:color w:val="569CD6"/>
+          <w:b/>
+          <w:color w:val="000080"/>
           <w:sz w:val="16"/>
         </w:rPr>
-        <w:t>string</w:t>
+        <w:t xml:space="preserve">string</w:t>
+      </w:r>
+      <w:r>
+        <w:br/>
       </w:r>
       <w:r>
         <w:rPr>
           <w:rFonts w:ascii="Consolas" w:hAnsi="Consolas"/>
-          <w:color w:val="D4D4D4"/>
+          <w:color w:val="262626"/>
           <w:sz w:val="16"/>
         </w:rPr>
+        <w:t xml:space="preserve">    {</w:t>
+      </w:r>
+      <w:r>
         <w:br/>
-        <w:t xml:space="preserve">    {</w:t>
-        <w:br/>
+      </w:r>
+      <w:r>
+        <w:rPr>
+          <w:rFonts w:ascii="Consolas" w:hAnsi="Consolas"/>
+          <w:color w:val="262626"/>
+          <w:sz w:val="16"/>
+        </w:rPr>
         <w:t xml:space="preserve">        </w:t>
       </w:r>
       <w:r>
         <w:rPr>
           <w:rFonts w:ascii="Consolas" w:hAnsi="Consolas"/>
-          <w:color w:val="6A9955"/>
+          <w:i/>
+          <w:color w:val="808080"/>
           <w:sz w:val="16"/>
         </w:rPr>
-        <w:t>// Prediksi nilai yang dikembalikan sebelum test dijalankan.</w:t>
+        <w:t xml:space="preserve">// Prediksi nilai yang dikembalikan sebelum test dijalankan.</w:t>
+      </w:r>
+      <w:r>
+        <w:br/>
       </w:r>
       <w:r>
         <w:rPr>
           <w:rFonts w:ascii="Consolas" w:hAnsi="Consolas"/>
-          <w:color w:val="D4D4D4"/>
+          <w:color w:val="262626"/>
           <w:sz w:val="16"/>
         </w:rPr>
-        <w:br/>
         <w:t xml:space="preserve">        </w:t>
       </w:r>
       <w:r>
         <w:rPr>
           <w:rFonts w:ascii="Consolas" w:hAnsi="Consolas"/>
-          <w:color w:val="569CD6"/>
+          <w:b/>
+          <w:color w:val="000080"/>
           <w:sz w:val="16"/>
         </w:rPr>
-        <w:t>return</w:t>
+        <w:t xml:space="preserve">return</w:t>
       </w:r>
       <w:r>
         <w:rPr>
           <w:rFonts w:ascii="Consolas" w:hAnsi="Consolas"/>
-          <w:color w:val="D4D4D4"/>
+          <w:color w:val="262626"/>
           <w:sz w:val="16"/>
         </w:rPr>
         <w:t xml:space="preserve"> </w:t>
@@ -1532,22 +1572,40 @@
       <w:r>
         <w:rPr>
           <w:rFonts w:ascii="Consolas" w:hAnsi="Consolas"/>
-          <w:color w:val="CE9178"/>
+          <w:color w:val="00733B"/>
           <w:sz w:val="16"/>
         </w:rPr>
-        <w:t>"Halo, {$name}"</w:t>
+        <w:t xml:space="preserve">"Halo, {$name}"</w:t>
       </w:r>
       <w:r>
         <w:rPr>
           <w:rFonts w:ascii="Consolas" w:hAnsi="Consolas"/>
-          <w:color w:val="D4D4D4"/>
+          <w:color w:val="262626"/>
           <w:sz w:val="16"/>
         </w:rPr>
-        <w:t>;</w:t>
+        <w:t xml:space="preserve">;</w:t>
+      </w:r>
+      <w:r>
         <w:br/>
+      </w:r>
+      <w:r>
+        <w:rPr>
+          <w:rFonts w:ascii="Consolas" w:hAnsi="Consolas"/>
+          <w:color w:val="262626"/>
+          <w:sz w:val="16"/>
+        </w:rPr>
         <w:t xml:space="preserve">    }</w:t>
+      </w:r>
+      <w:r>
         <w:br/>
-        <w:t>}</w:t>
+      </w:r>
+      <w:r>
+        <w:rPr>
+          <w:rFonts w:ascii="Consolas" w:hAnsi="Consolas"/>
+          <w:color w:val="262626"/>
+          <w:sz w:val="16"/>
+        </w:rPr>
+        <w:t xml:space="preserve">}</w:t>
       </w:r>
     </w:p>
     <w:p>
@@ -3320,7 +3378,7 @@
         <w:rPr>
           <w:rFonts w:ascii="Aptos" w:hAnsi="Aptos"/>
         </w:rPr>
-        <w:t>Tabel 1. Roadmap implementasi 84 jam berdasarkan SRS dan keputusan desain Fase 0.</w:t>
+        <w:t>Tabel 1. Roadmap implementasi 49 jam efektif di kelas berdasarkan SRS dan keputusan desain Fase 0.</w:t>
       </w:r>
     </w:p>
     <w:p>
@@ -3363,74 +3421,62 @@
     <w:p>
       <w:pPr>
         <w:pStyle w:val="CodeBlock"/>
-        <w:shd w:fill="1E1E1E" w:val="clear"/>
         <w:pBdr>
-          <w:left w:val="single" w:sz="4" w:space="8" w:color="1E1E1E"/>
+          <w:left w:val="single" w:sz="12" w:space="8" w:color="B8DDE0"/>
         </w:pBdr>
+        <w:shd w:val="clear" w:color="auto" w:fill="F2F3F7"/>
       </w:pPr>
       <w:r>
         <w:rPr>
           <w:rFonts w:ascii="Consolas" w:hAnsi="Consolas"/>
-          <w:color w:val="D4D4D4"/>
+          <w:color w:val="262626"/>
           <w:sz w:val="16"/>
         </w:rPr>
-        <w:t>main</w:t>
+        <w:t xml:space="preserve">main</w:t>
+      </w:r>
+      <w:r>
         <w:br/>
-        <w:t xml:space="preserve">└── develop</w:t>
-        <w:br/>
-        <w:t xml:space="preserve">    ├── feat/week-</w:t>
       </w:r>
       <w:r>
         <w:rPr>
           <w:rFonts w:ascii="Consolas" w:hAnsi="Consolas"/>
-          <w:color w:val="B5CEA8"/>
+          <w:color w:val="262626"/>
           <w:sz w:val="16"/>
         </w:rPr>
-        <w:t>01</w:t>
+        <w:t xml:space="preserve">└── develop</w:t>
+      </w:r>
+      <w:r>
+        <w:br/>
       </w:r>
       <w:r>
         <w:rPr>
           <w:rFonts w:ascii="Consolas" w:hAnsi="Consolas"/>
-          <w:color w:val="D4D4D4"/>
+          <w:color w:val="262626"/>
           <w:sz w:val="16"/>
         </w:rPr>
-        <w:t>-setup</w:t>
+        <w:t xml:space="preserve">    ├── feat/week-01-setup</w:t>
+      </w:r>
+      <w:r>
         <w:br/>
-        <w:t xml:space="preserve">    ├── feat/week-</w:t>
       </w:r>
       <w:r>
         <w:rPr>
           <w:rFonts w:ascii="Consolas" w:hAnsi="Consolas"/>
-          <w:color w:val="B5CEA8"/>
+          <w:color w:val="262626"/>
           <w:sz w:val="16"/>
         </w:rPr>
-        <w:t>02</w:t>
+        <w:t xml:space="preserve">    ├── feat/week-02-foundation</w:t>
+      </w:r>
+      <w:r>
+        <w:br/>
       </w:r>
       <w:r>
         <w:rPr>
           <w:rFonts w:ascii="Consolas" w:hAnsi="Consolas"/>
-          <w:color w:val="D4D4D4"/>
+          <w:color w:val="262626"/>
           <w:sz w:val="16"/>
         </w:rPr>
-        <w:t>-foundation</w:t>
-        <w:br/>
-        <w:t xml:space="preserve">    └── ... feat/week-</w:t>
-      </w:r>
-      <w:r>
-        <w:rPr>
-          <w:rFonts w:ascii="Consolas" w:hAnsi="Consolas"/>
-          <w:color w:val="B5CEA8"/>
-          <w:sz w:val="16"/>
-        </w:rPr>
-        <w:t>14</w:t>
-      </w:r>
-      <w:r>
-        <w:rPr>
-          <w:rFonts w:ascii="Consolas" w:hAnsi="Consolas"/>
-          <w:color w:val="D4D4D4"/>
-          <w:sz w:val="16"/>
-        </w:rPr>
-        <w:t>-release</w:t>
+        <w:t xml:space="preserve">    └── ... feat/week-14-release</w:t>
       </w:r>
     </w:p>
     <w:p>
@@ -15701,7 +15747,7 @@
     </w:pPr>
     <w:rPr>
       <w:rFonts w:ascii="Consolas" w:hAnsi="Consolas"/>
-      <w:color w:val="D4D4D4"/>
+      <w:color w:val="262626"/>
       <w:sz w:val="16"/>
     </w:rPr>
   </w:style>
@@ -15813,7 +15859,7 @@
     <w:rPr>
       <w:rFonts w:ascii="Consolas" w:hAnsi="Consolas"/>
       <w:b/>
-      <w:color w:val="FFFFFF"/>
+      <w:color w:val="262626"/>
       <w:sz w:val="16"/>
     </w:rPr>
   </w:style>
